--- a/Lotrinh_hoc_AI/01_Tuan/Tuan1_Python_OPP.docx
+++ b/Lotrinh_hoc_AI/01_Tuan/Tuan1_Python_OPP.docx
@@ -2,10 +2,64 @@
 <file path=word/document.xml><?xml version="1.0" encoding="utf-8"?>
 <w:document xmlns:wpc="http://schemas.microsoft.com/office/word/2010/wordprocessingCanvas" xmlns:cx="http://schemas.microsoft.com/office/drawing/2014/chartex" xmlns:cx1="http://schemas.microsoft.com/office/drawing/2015/9/8/chartex" xmlns:cx2="http://schemas.microsoft.com/office/drawing/2015/10/21/chartex" xmlns:cx3="http://schemas.microsoft.com/office/drawing/2016/5/9/chartex" xmlns:cx4="http://schemas.microsoft.com/office/drawing/2016/5/10/chartex" xmlns:cx5="http://schemas.microsoft.com/office/drawing/2016/5/11/chartex" xmlns:cx6="http://schemas.microsoft.com/office/drawing/2016/5/12/chartex" xmlns:cx7="http://schemas.microsoft.com/office/drawing/2016/5/13/chartex" xmlns:cx8="http://schemas.microsoft.com/office/drawing/2016/5/14/chartex" xmlns:mc="http://schemas.openxmlformats.org/markup-compatibility/2006" xmlns:aink="http://schemas.microsoft.com/office/drawing/2016/ink" xmlns:am3d="http://schemas.microsoft.com/office/drawing/2017/model3d" xmlns:o="urn:schemas-microsoft-com:office:office" xmlns:oel="http://schemas.microsoft.com/office/2019/extlst" xmlns:r="http://schemas.openxmlformats.org/officeDocument/2006/relationships" xmlns:m="http://schemas.openxmlformats.org/officeDocument/2006/math" xmlns:v="urn:schemas-microsoft-com:vml" xmlns:wp14="http://schemas.microsoft.com/office/word/2010/wordprocessingDrawing" xmlns:wp="http://schemas.openxmlformats.org/drawingml/2006/wordprocessingDrawing" xmlns:w10="urn:schemas-microsoft-com:office:word" xmlns:w="http://schemas.openxmlformats.org/wordprocessingml/2006/main" xmlns:w14="http://schemas.microsoft.com/office/word/2010/wordml" xmlns:w15="http://schemas.microsoft.com/office/word/2012/wordml" xmlns:w16cex="http://schemas.microsoft.com/office/word/2018/wordml/cex" xmlns:w16cid="http://schemas.microsoft.com/office/word/2016/wordml/cid" xmlns:w16="http://schemas.microsoft.com/office/word/2018/wordml" xmlns:w16du="http://schemas.microsoft.com/office/word/2023/wordml/word16du" xmlns:w16sdtdh="http://schemas.microsoft.com/office/word/2020/wordml/sdtdatahash" xmlns:w16sdtfl="http://schemas.microsoft.com/office/word/2024/wordml/sdtformatlock" xmlns:w16se="http://schemas.microsoft.com/office/word/2015/wordml/symex" xmlns:wpg="http://schemas.microsoft.com/office/word/2010/wordprocessingGroup" xmlns:wpi="http://schemas.microsoft.com/office/word/2010/wordprocessingInk" xmlns:wne="http://schemas.microsoft.com/office/word/2006/wordml" xmlns:wps="http://schemas.microsoft.com/office/word/2010/wordprocessingShape" mc:Ignorable="w14 w15 w16se w16cid w16 w16cex w16sdtdh w16sdtfl w16du wp14">
   <w:body>
+    <w:p/>
     <w:p>
       <w:r>
         <w:drawing>
-          <wp:inline distT="0" distB="0" distL="0" distR="0" wp14:anchorId="66BE721B" wp14:editId="7F8E8E21">
+          <wp:inline distT="0" distB="0" distL="0" distR="0" wp14:anchorId="4B6ABC3E" wp14:editId="17CCF4BC">
+            <wp:extent cx="5943600" cy="2558415"/>
+            <wp:effectExtent l="0" t="0" r="0" b="0"/>
+            <wp:docPr id="1971986499" name="Picture 1"/>
+            <wp:cNvGraphicFramePr>
+              <a:graphicFrameLocks xmlns:a="http://schemas.openxmlformats.org/drawingml/2006/main" noChangeAspect="1"/>
+            </wp:cNvGraphicFramePr>
+            <a:graphic xmlns:a="http://schemas.openxmlformats.org/drawingml/2006/main">
+              <a:graphicData uri="http://schemas.openxmlformats.org/drawingml/2006/picture">
+                <pic:pic xmlns:pic="http://schemas.openxmlformats.org/drawingml/2006/picture">
+                  <pic:nvPicPr>
+                    <pic:cNvPr id="1971986499" name=""/>
+                    <pic:cNvPicPr/>
+                  </pic:nvPicPr>
+                  <pic:blipFill>
+                    <a:blip r:embed="rId5"/>
+                    <a:stretch>
+                      <a:fillRect/>
+                    </a:stretch>
+                  </pic:blipFill>
+                  <pic:spPr>
+                    <a:xfrm>
+                      <a:off x="0" y="0"/>
+                      <a:ext cx="5943600" cy="2558415"/>
+                    </a:xfrm>
+                    <a:prstGeom prst="rect">
+                      <a:avLst/>
+                    </a:prstGeom>
+                  </pic:spPr>
+                </pic:pic>
+              </a:graphicData>
+            </a:graphic>
+          </wp:inline>
+        </w:drawing>
+      </w:r>
+    </w:p>
+    <w:p/>
+    <w:p>
+      <w:r>
+        <w:rPr>
+          <w:highlight w:val="yellow"/>
+        </w:rPr>
+        <w:t>Ở trên là qui tắc đặt tên hàm, tên biến</w:t>
+      </w:r>
+    </w:p>
+    <w:p/>
+    <w:p/>
+    <w:p>
+      <w:r>
+        <w:rPr>
+          <w:noProof/>
+        </w:rPr>
+        <w:drawing>
+          <wp:inline distT="0" distB="0" distL="0" distR="0" wp14:anchorId="177AE0EB" wp14:editId="5D801BA5">
             <wp:extent cx="5943600" cy="2807335"/>
             <wp:effectExtent l="0" t="0" r="0" b="0"/>
             <wp:docPr id="30408294" name="Picture 1"/>
@@ -20,7 +74,7 @@
                     <pic:cNvPicPr/>
                   </pic:nvPicPr>
                   <pic:blipFill>
-                    <a:blip r:embed="rId5"/>
+                    <a:blip r:embed="rId6"/>
                     <a:stretch>
                       <a:fillRect/>
                     </a:stretch>
@@ -44,6 +98,10 @@
     <w:p/>
     <w:p>
       <w:r>
+        <w:rPr>
+          <w:noProof/>
+        </w:rPr>
+        <w:lastRenderedPageBreak/>
         <w:drawing>
           <wp:inline distT="0" distB="0" distL="0" distR="0" wp14:anchorId="6E89974A" wp14:editId="2CC0DFCB">
             <wp:extent cx="5943600" cy="2710815"/>
@@ -60,7 +118,7 @@
                     <pic:cNvPicPr/>
                   </pic:nvPicPr>
                   <pic:blipFill>
-                    <a:blip r:embed="rId6"/>
+                    <a:blip r:embed="rId7"/>
                     <a:stretch>
                       <a:fillRect/>
                     </a:stretch>
@@ -170,7 +228,13 @@
         <w:t xml:space="preserve">Lưu ý: </w:t>
       </w:r>
       <w:r>
-        <w:t xml:space="preserve">biến instance không phải khai báo trước nêm ta thấy  </w:t>
+        <w:t>biến instance không phải khai báo trước nê</w:t>
+      </w:r>
+      <w:r>
+        <w:t>n</w:t>
+      </w:r>
+      <w:r>
+        <w:t xml:space="preserve"> ta thấy  </w:t>
       </w:r>
       <w:r>
         <w:rPr>
@@ -220,7 +284,6 @@
           <w:b/>
           <w:bCs/>
         </w:rPr>
-        <w:lastRenderedPageBreak/>
         <w:t>Đặc điểm nhận biết biến instance</w:t>
       </w:r>
     </w:p>
@@ -272,27 +335,15 @@
           <w:bCs/>
           <w:highlight w:val="yellow"/>
         </w:rPr>
-        <w:t>Static Method</w:t>
-      </w:r>
-      <w:r>
-        <w:rPr>
-          <w:b/>
-          <w:bCs/>
-          <w:highlight w:val="yellow"/>
-        </w:rPr>
-        <w:t xml:space="preserve">, </w:t>
-      </w:r>
-      <w:r>
-        <w:rPr>
-          <w:b/>
-          <w:bCs/>
-          <w:highlight w:val="yellow"/>
-        </w:rPr>
-        <w:t>Class Method</w:t>
+        <w:t>Static Method, Class Method</w:t>
       </w:r>
     </w:p>
     <w:p>
       <w:r>
+        <w:rPr>
+          <w:noProof/>
+        </w:rPr>
+        <w:lastRenderedPageBreak/>
         <w:drawing>
           <wp:inline distT="0" distB="0" distL="0" distR="0" wp14:anchorId="07FB8AFB" wp14:editId="2481EE8D">
             <wp:extent cx="5943600" cy="2733675"/>
@@ -309,7 +360,7 @@
                     <pic:cNvPicPr/>
                   </pic:nvPicPr>
                   <pic:blipFill>
-                    <a:blip r:embed="rId7"/>
+                    <a:blip r:embed="rId8"/>
                     <a:stretch>
                       <a:fillRect/>
                     </a:stretch>
@@ -381,7 +432,9 @@
     </w:p>
     <w:p>
       <w:r>
-        <w:lastRenderedPageBreak/>
+        <w:rPr>
+          <w:noProof/>
+        </w:rPr>
         <w:drawing>
           <wp:inline distT="0" distB="0" distL="0" distR="0" wp14:anchorId="692CF38E" wp14:editId="1921608D">
             <wp:extent cx="5943600" cy="3959860"/>
@@ -398,7 +451,7 @@
                     <pic:cNvPicPr/>
                   </pic:nvPicPr>
                   <pic:blipFill>
-                    <a:blip r:embed="rId8"/>
+                    <a:blip r:embed="rId9"/>
                     <a:stretch>
                       <a:fillRect/>
                     </a:stretch>
@@ -460,6 +513,9 @@
     </w:p>
     <w:p>
       <w:r>
+        <w:rPr>
+          <w:noProof/>
+        </w:rPr>
         <w:drawing>
           <wp:inline distT="0" distB="0" distL="0" distR="0" wp14:anchorId="7B094AD2" wp14:editId="3AD307E7">
             <wp:extent cx="5943600" cy="2242185"/>
@@ -476,7 +532,7 @@
                     <pic:cNvPicPr/>
                   </pic:nvPicPr>
                   <pic:blipFill>
-                    <a:blip r:embed="rId9"/>
+                    <a:blip r:embed="rId10"/>
                     <a:stretch>
                       <a:fillRect/>
                     </a:stretch>
@@ -1268,6 +1324,7 @@
   <w:style w:type="character" w:default="1" w:styleId="DefaultParagraphFont">
     <w:name w:val="Default Paragraph Font"/>
     <w:uiPriority w:val="1"/>
+    <w:semiHidden/>
     <w:unhideWhenUsed/>
   </w:style>
   <w:style w:type="table" w:default="1" w:styleId="TableNormal">

--- a/Lotrinh_hoc_AI/01_Tuan/Tuan1_Python_OPP.docx
+++ b/Lotrinh_hoc_AI/01_Tuan/Tuan1_Python_OPP.docx
@@ -5,6 +5,9 @@
     <w:p/>
     <w:p>
       <w:r>
+        <w:rPr>
+          <w:noProof/>
+        </w:rPr>
         <w:drawing>
           <wp:inline distT="0" distB="0" distL="0" distR="0" wp14:anchorId="4B6ABC3E" wp14:editId="17CCF4BC">
             <wp:extent cx="5943600" cy="2558415"/>
@@ -51,8 +54,16 @@
         <w:t>Ở trên là qui tắc đặt tên hàm, tên biến</w:t>
       </w:r>
     </w:p>
-    <w:p/>
-    <w:p/>
+    <w:p>
+      <w:r>
+        <w:t>Viết một class Car: tax=1, với các feature: brand,model,founded_year,price</w:t>
+      </w:r>
+    </w:p>
+    <w:p>
+      <w:r>
+        <w:t>phương thức: brand,getvalue</w:t>
+      </w:r>
+    </w:p>
     <w:p>
       <w:r>
         <w:rPr>
@@ -95,7 +106,6 @@
         </w:drawing>
       </w:r>
     </w:p>
-    <w:p/>
     <w:p>
       <w:r>
         <w:rPr>
